--- a/flow/20230914_vu_template/Стихири ГВ загальної служби.docx
+++ b/flow/20230914_vu_template/Стихири ГВ загальної служби.docx
@@ -15,7 +15,16 @@
         <w:pStyle w:val="2"/>
       </w:pPr>
       <w:r>
-        <w:t>ПРЕСВЯТОЇ БОГОРОДИЦІ</w:t>
+        <w:t>Служба</w:t>
+      </w:r>
+      <w:r>
+        <w:t xml:space="preserve"> </w:t>
+      </w:r>
+      <w:r>
+        <w:t>Б</w:t>
+      </w:r>
+      <w:r>
+        <w:t>огородиці</w:t>
       </w:r>
     </w:p>
     <w:p>
@@ -123,12 +132,182 @@
         <w:t>Твоїм празником, пречиста Богородице,* немов світлим вінком, завінчалась сьогодні Церква Божа,* яка радісно сяє і таїнственно веселиться* та кличе до тебе, Владичице:* Радуйся, небесна діядемо і вінче божественної слави!* Радуйся, єдина повното слави й вічна радосте!* Радуйся пристановище тих, що до тебе прибігають,* заступнице і спасіння душ наших!</w:t>
       </w:r>
     </w:p>
+    <w:p>
+      <w:pPr>
+        <w:pStyle w:val="2"/>
+        <w:rPr>
+          <w:lang w:val="ru-MD"/>
+        </w:rPr>
+      </w:pPr>
+      <w:r>
+        <w:t>Служба пророка</w:t>
+      </w:r>
+    </w:p>
+    <w:p>
+      <w:r>
+        <w:t>НА ВЕЧІРНІ</w:t>
+      </w:r>
+    </w:p>
+    <w:p>
+      <w:r>
+        <w:rPr>
+          <w:b/>
+          <w:bCs/>
+        </w:rPr>
+        <w:t>На Господи, взиваю</w:t>
+      </w:r>
+    </w:p>
+    <w:p>
+      <w:r>
+        <w:rPr>
+          <w:i/>
+          <w:iCs/>
+          <w:color w:val="FF0000"/>
+        </w:rPr>
+        <w:t>(г. 4, подібний: Покликаний був ти):</w:t>
+      </w:r>
+      <w:r>
+        <w:t xml:space="preserve"> Прийнявши чистим умом відблиск* богоначального сяйва* і ставши провісником та проповідником Божих слів* і божеським пророком,* ти був устами, якими ворушив Дух Божий,* і звістив те, що він тобі об'явив.* Ти проголосив усім народам майбутнє спасіння* і незнищиме царство Христа.* Його моли, всечесний </w:t>
+      </w:r>
+      <w:r>
+        <w:rPr>
+          <w:i/>
+          <w:iCs/>
+          <w:color w:val="FF0000"/>
+        </w:rPr>
+        <w:t>(ім’я</w:t>
+      </w:r>
+      <w:r>
+        <w:rPr>
+          <w:i/>
+          <w:iCs/>
+          <w:color w:val="FF0000"/>
+        </w:rPr>
+        <w:t>,</w:t>
+      </w:r>
+      <w:r>
+        <w:rPr>
+          <w:i/>
+          <w:iCs/>
+          <w:color w:val="FF0000"/>
+        </w:rPr>
+        <w:t>)</w:t>
+      </w:r>
+      <w:r>
+        <w:t>,* щоб спас та просвітив душі наші.</w:t>
+      </w:r>
+    </w:p>
+    <w:p>
+      <w:r>
+        <w:t xml:space="preserve">Осяяний достойним боговидінням* та відзначений пророчою мовою* і благодаттю, богонатхненний </w:t>
+      </w:r>
+      <w:r>
+        <w:rPr>
+          <w:i/>
+          <w:iCs/>
+          <w:color w:val="FF0000"/>
+        </w:rPr>
+        <w:t>(ім’я)</w:t>
+      </w:r>
+      <w:r>
+        <w:t>!* Ти вдостоївся божественного блаженства* та здобув нині оце довір'я* і ласку в Преблагого,* щоб молитися за тих, які тебе з вірою почитають* і вихваляють як чесного і Богом посланого благовісника,* щоб визволити з бід* і спасти душі наші.</w:t>
+      </w:r>
+    </w:p>
+    <w:p>
+      <w:r>
+        <w:lastRenderedPageBreak/>
+        <w:t xml:space="preserve">Твого пророка </w:t>
+      </w:r>
+      <w:r>
+        <w:rPr>
+          <w:i/>
+          <w:iCs/>
+          <w:color w:val="FF0000"/>
+        </w:rPr>
+        <w:t>(ім’я)</w:t>
+      </w:r>
+      <w:r>
+        <w:t xml:space="preserve"> появив ти, Безсмертний,* немов духовну хмарину, що справді виточує воду життя вічного.* Ти послав його щедро і дарував пресвятого Духа,* єдиносущного тобі Отцю Вседержителеві* і твоєму Синові,* що засіяв з твого єства,* і через нього звістив спасенний прихід Христа Бога нашого.* Моли його, щоб спас* і просвітив душі наші.</w:t>
+      </w:r>
+    </w:p>
+    <w:p>
+      <w:r>
+        <w:rPr>
+          <w:b/>
+          <w:bCs/>
+        </w:rPr>
+        <w:t xml:space="preserve">Слава </w:t>
+      </w:r>
+      <w:r>
+        <w:rPr>
+          <w:i/>
+          <w:iCs/>
+          <w:color w:val="FF0000"/>
+        </w:rPr>
+        <w:t xml:space="preserve">(г. 4): </w:t>
+      </w:r>
+      <w:r>
+        <w:t xml:space="preserve">Радіючи в Господі Бозі, Спасі твоїм,* богомовний, славний пророче </w:t>
+      </w:r>
+      <w:r>
+        <w:rPr>
+          <w:i/>
+          <w:iCs/>
+          <w:color w:val="FF0000"/>
+        </w:rPr>
+        <w:t>(ім’я)</w:t>
+      </w:r>
+      <w:r>
+        <w:t>,* і в ньому веселившись, ти прийняв з потойбічного сіяння промінне світло* і був духовно просвітлений богодійним світлом.* Тому своїми молитвами визволи від бід і напастей тих,* що з вірою вчиняють твою всесвітлу пам'ять.</w:t>
+      </w:r>
+    </w:p>
+    <w:p>
+      <w:r>
+        <w:rPr>
+          <w:b/>
+          <w:bCs/>
+        </w:rPr>
+        <w:t xml:space="preserve">І нині </w:t>
+      </w:r>
+      <w:r>
+        <w:rPr>
+          <w:i/>
+          <w:iCs/>
+          <w:color w:val="FF0000"/>
+        </w:rPr>
+        <w:t xml:space="preserve">(богородичний): </w:t>
+      </w:r>
+      <w:r>
+        <w:t>Небесними херувимами славословлений Син з Отцем і Духом,* бажаючи обновити первоствореного,* невимовно применшив самого себе в твоєму лоні, Богородице всеславна.* Христос Бог і Спас душ наших,* просіявши з тебе, просвітив увесь світ,* визволив від ідольських бісів* й обожив у собі, піднявши людство на небо.</w:t>
+      </w:r>
+    </w:p>
+    <w:p>
+      <w:r>
+        <w:rPr>
+          <w:b/>
+          <w:bCs/>
+        </w:rPr>
+        <w:t xml:space="preserve">І нині </w:t>
+      </w:r>
+      <w:r>
+        <w:rPr>
+          <w:i/>
+          <w:iCs/>
+          <w:color w:val="FF0000"/>
+        </w:rPr>
+        <w:t xml:space="preserve">(хрестобогородичний): </w:t>
+      </w:r>
+      <w:r>
+        <w:t>Бачивши, Пречиста, розп'ятого Христа чоловіколюбця,* і між ребра проколеного списом,* плакала і кликала:* Що воно таке, мій Сину?* Що віддали тобі немилосердні люди за все те добро, яке ти їм учинив?* Квапишся вчинити мене бездітною, Найлюбіший?* Подивляю, Милосердний, твоє добровільне розп'яття.</w:t>
+      </w:r>
+    </w:p>
+    <w:p/>
     <w:p>
       <w:pPr>
         <w:pStyle w:val="2"/>
       </w:pPr>
       <w:r>
-        <w:t>СЛУЖБА ПРОРОКА</w:t>
+        <w:t>Служба апостола</w:t>
       </w:r>
     </w:p>
     <w:p>
@@ -152,109 +331,174 @@
           <w:iCs/>
           <w:color w:val="FF0000"/>
         </w:rPr>
-        <w:t>(г. 4, подібний: Покликаний був ти):</w:t>
-      </w:r>
-      <w:r>
-        <w:t xml:space="preserve"> Прийнявши чистим умом відблиск* богоначального сяйва* і ставши провісником та проповідником Божих слів* і божеським пророком,* ти був устами, якими ворушив Дух Божий,* і звістив те, що він тобі об'явив.* Ти проголосив усім народам майбутнє спасіння* і незнищиме царство Христа.* Його моли, всечесний </w:t>
-      </w:r>
-      <w:r>
-        <w:rPr>
-          <w:i/>
-          <w:iCs/>
-          <w:color w:val="FF0000"/>
-        </w:rPr>
-        <w:t>(ім’я</w:t>
-      </w:r>
-      <w:r>
-        <w:rPr>
-          <w:i/>
-          <w:iCs/>
-          <w:color w:val="FF0000"/>
-        </w:rPr>
+        <w:t xml:space="preserve">(г. 8, подібний: Як назвемо вас): </w:t>
+      </w:r>
+      <w:r>
+        <w:t xml:space="preserve">Як нам назвати тебе, </w:t>
+      </w:r>
+      <w:r>
+        <w:t>а</w:t>
+      </w:r>
+      <w:r>
+        <w:t>постоле</w:t>
+      </w:r>
+      <w:r>
+        <w:t xml:space="preserve"> </w:t>
+      </w:r>
+      <w:r>
+        <w:rPr>
+          <w:i/>
+          <w:iCs/>
+          <w:color w:val="FF0000"/>
+        </w:rPr>
+        <w:t>(ім’я)</w:t>
+      </w:r>
+      <w:r>
+        <w:t>:* Небом? – бо славу визнавав ти Божу.* Рікою? – бо створіння ти напоюєш таїнственно.* Зорею, що опромінює Церкву?* Чашею, що виточує святий напій?* Назвемо тебе найближчим другом Христовим та співмешканцем безтілесних!* Молися за спасіння душ наших.</w:t>
+      </w:r>
+    </w:p>
+    <w:p>
+      <w:r>
+        <w:t xml:space="preserve">Справді, богомовний </w:t>
+      </w:r>
+      <w:r>
+        <w:t>а</w:t>
+      </w:r>
+      <w:r>
+        <w:t>постоле</w:t>
+      </w:r>
+      <w:r>
+        <w:t xml:space="preserve"> </w:t>
+      </w:r>
+      <w:r>
+        <w:rPr>
+          <w:i/>
+          <w:iCs/>
+          <w:color w:val="FF0000"/>
+        </w:rPr>
+        <w:t>(ім’я)</w:t>
+      </w:r>
+      <w:r>
+        <w:t>,* послав тебе Христос, як стрілу світловидну,* що ворогів влучає, а пораненим душам* подає наочне зцілення.* Тому тебе належно прославляємо* і святе нині звершуємо святкування.* Молися за спасіння душ наших.</w:t>
+      </w:r>
+    </w:p>
+    <w:p>
+      <w:r>
+        <w:t>Славний боговидче</w:t>
+      </w:r>
+      <w:r>
         <w:t>,</w:t>
       </w:r>
       <w:r>
-        <w:rPr>
-          <w:i/>
-          <w:iCs/>
-          <w:color w:val="FF0000"/>
-        </w:rPr>
-        <w:t>)</w:t>
-      </w:r>
-      <w:r>
-        <w:t>,* щоб спас та просвітив душі наші.</w:t>
-      </w:r>
-    </w:p>
-    <w:p>
-      <w:r>
-        <w:t xml:space="preserve">Осяяний достойним боговидінням* та відзначений пророчою мовою* і благодаттю, богонатхненний </w:t>
-      </w:r>
-      <w:r>
-        <w:rPr>
-          <w:i/>
-          <w:iCs/>
-          <w:color w:val="FF0000"/>
-        </w:rPr>
-        <w:t>(ім’я)</w:t>
-      </w:r>
-      <w:r>
-        <w:t>!* Ти вдостоївся божественного блаженства* та здобув нині оце довір'я* і ласку в Преблагого,* щоб молитися за тих, які тебе з вірою почитають* і вихваляють як чесного і Богом посланого благовісника,* щоб визволити з бід* і спасти душі наші.</w:t>
-      </w:r>
-    </w:p>
-    <w:p>
-      <w:r>
+        <w:t xml:space="preserve"> </w:t>
+      </w:r>
+      <w:r>
+        <w:t>а</w:t>
+      </w:r>
+      <w:r>
+        <w:t>постоле</w:t>
+      </w:r>
+      <w:r>
+        <w:t xml:space="preserve"> </w:t>
+      </w:r>
+      <w:r>
+        <w:rPr>
+          <w:i/>
+          <w:iCs/>
+          <w:color w:val="FF0000"/>
+        </w:rPr>
+        <w:t>(ім’я)</w:t>
+      </w:r>
+      <w:r>
+        <w:t>!* Прикрасилися ноги твої, що йшли правильним шляхом проповіді* і дороги нечестивців стісняли,* поширюючи божественне розуміння Слова,* що з'явилося у видимім тілі* і вибрало тебе своїм преславним учнем, Блаженний.* Моли його за спасіння душ наших.</w:t>
+      </w:r>
+    </w:p>
+    <w:p>
+      <w:r>
+        <w:t xml:space="preserve">Ти, славний апостоле </w:t>
+      </w:r>
+      <w:r>
+        <w:rPr>
+          <w:i/>
+          <w:iCs/>
+          <w:color w:val="FF0000"/>
+        </w:rPr>
+        <w:t>(ім’я)</w:t>
+      </w:r>
+      <w:r>
+        <w:t>,* виконував повеління Вчителя,* а він розум твій у всьому просвітив* і показав тебе учнем та почесним благовісником* свого незбагненного Божества* Тому ти неводом благодаті виловлював людей з глибин марноти.</w:t>
+      </w:r>
+    </w:p>
+    <w:p>
+      <w:r>
+        <w:t xml:space="preserve">Покинувши все туземне,* за Христом пішов ти, апостоле </w:t>
+      </w:r>
+      <w:r>
+        <w:rPr>
+          <w:i/>
+          <w:iCs/>
+          <w:color w:val="FF0000"/>
+        </w:rPr>
+        <w:t>(ім’я)</w:t>
+      </w:r>
+      <w:r>
+        <w:t>* і, прийнявши Святого Духа,* ти був ним посланий навчати народи, що загибали,* і навертати людей до світла богопізнання.* Звершивши ж подвиги божественних твоїх страждань і всяких мук,* ти Богові віддав свою душу.* Моли його, Угоднику, щоб подав нам велику милість.</w:t>
+      </w:r>
+    </w:p>
+    <w:p>
+      <w:r>
+        <w:t xml:space="preserve">Розлилась благодать з твоїх уст, славний апостоле </w:t>
+      </w:r>
+      <w:r>
+        <w:rPr>
+          <w:i/>
+          <w:iCs/>
+          <w:color w:val="FF0000"/>
+        </w:rPr>
+        <w:t>(ім’я)</w:t>
+      </w:r>
+      <w:r>
+        <w:t>* і став ти світильником Христової Церкви,* навчаючи духовних овець вірувати* в Тройцю єдиносущну в єдинім Божестві.</w:t>
+      </w:r>
+    </w:p>
+    <w:p>
+      <w:r>
+        <w:rPr>
+          <w:b/>
+          <w:bCs/>
+        </w:rPr>
+        <w:t xml:space="preserve">Слава </w:t>
+      </w:r>
+      <w:r>
+        <w:rPr>
+          <w:i/>
+          <w:iCs/>
+          <w:color w:val="FF0000"/>
+        </w:rPr>
+        <w:t xml:space="preserve">(г. 8): </w:t>
+      </w:r>
+      <w:r>
+        <w:t xml:space="preserve">Ти явно прийняв благодать Святого Духа* і став співучасником святого апостольського хору, </w:t>
+      </w:r>
+      <w:r>
+        <w:rPr>
+          <w:i/>
+          <w:iCs/>
+          <w:color w:val="FF0000"/>
+        </w:rPr>
+        <w:t>(ім’я)</w:t>
+      </w:r>
+      <w:r>
+        <w:t xml:space="preserve"> апостоле.* Тому вдихнув ти вогненне дихання,* що з неба колись зійшло у вигляді вогненного язика,* і попалив тернину поганського безбожжя.* Моли Христа Бога, Проповіднику,* щоб спаслися душі наші.</w:t>
+      </w:r>
+    </w:p>
+    <w:p>
+      <w:r>
+        <w:rPr>
+          <w:b/>
+          <w:bCs/>
+        </w:rPr>
         <w:lastRenderedPageBreak/>
-        <w:t xml:space="preserve">Твого пророка </w:t>
-      </w:r>
-      <w:r>
-        <w:rPr>
-          <w:i/>
-          <w:iCs/>
-          <w:color w:val="FF0000"/>
-        </w:rPr>
-        <w:t>(ім’я)</w:t>
-      </w:r>
-      <w:r>
-        <w:t xml:space="preserve"> появив ти, Безсмертний,* немов духовну хмарину, що справді виточує воду життя вічного.* Ти послав його щедро і дарував пресвятого Духа,* єдиносущного тобі Отцю Вседержителеві* і твоєму Синові,* що засіяв з твого єства,* і через нього звістив спасенний прихід Христа Бога нашого.* Моли його, щоб спас* і просвітив душі наші.</w:t>
-      </w:r>
-    </w:p>
-    <w:p>
-      <w:r>
-        <w:rPr>
-          <w:b/>
-          <w:bCs/>
-        </w:rPr>
-        <w:t xml:space="preserve">Слава </w:t>
-      </w:r>
-      <w:r>
-        <w:rPr>
-          <w:i/>
-          <w:iCs/>
-          <w:color w:val="FF0000"/>
-        </w:rPr>
-        <w:t xml:space="preserve">(г. 4): </w:t>
-      </w:r>
-      <w:r>
-        <w:t xml:space="preserve">Радіючи в Господі Бозі, Спасі твоїм,* богомовний, славний пророче </w:t>
-      </w:r>
-      <w:r>
-        <w:rPr>
-          <w:i/>
-          <w:iCs/>
-          <w:color w:val="FF0000"/>
-        </w:rPr>
-        <w:t>(ім’я)</w:t>
-      </w:r>
-      <w:r>
-        <w:t>,* і в ньому веселившись, ти прийняв з потойбічного сіяння промінне світло* і був духовно просвітлений богодійним світлом.* Тому своїми молитвами визволи від бід і напастей тих,* що з вірою вчиняють твою всесвітлу пам'ять.</w:t>
-      </w:r>
-    </w:p>
-    <w:p>
-      <w:r>
-        <w:rPr>
-          <w:b/>
-          <w:bCs/>
-        </w:rPr>
         <w:t xml:space="preserve">І нині </w:t>
       </w:r>
       <w:r>
@@ -266,7 +510,7 @@
         <w:t xml:space="preserve">(богородичний): </w:t>
       </w:r>
       <w:r>
-        <w:t>Небесними херувимами славословлений Син з Отцем і Духом,* бажаючи обновити первоствореного,* невимовно применшив самого себе в твоєму лоні, Богородице всеславна.* Христос Бог і Спас душ наших,* просіявши з тебе, просвітив увесь світ,* визволив від ідольських бісів* й обожив у собі, піднявши людство на небо.</w:t>
+        <w:t>До кого ти уподібнилась, окаянна душе?* До покаяння ніяк ти не схиляєшся* ані вогню не страхаєшся, ані від злого не втікаєш.* Устань і поклич єдину швидку на допомогу Помічницю:* Не переставай молити свого Сина і Бога нашого,* щоб визволив мене з сітей лукавого.</w:t>
       </w:r>
     </w:p>
     <w:p>
@@ -286,181 +530,18 @@
         <w:t xml:space="preserve">(хрестобогородичний): </w:t>
       </w:r>
       <w:r>
-        <w:t>Бачивши, Пречиста, розп'ятого Христа чоловіколюбця,* і між ребра проколеного списом,* плакала і кликала:* Що воно таке, мій Сину?* Що віддали тобі немилосердні люди за все те добро, яке ти їм учинив?* Квапишся вчинити мене бездітною, Найлюбіший?* Подивляю, Милосердний, твоє добровільне розп'яття.</w:t>
-      </w:r>
-    </w:p>
-    <w:p/>
+        <w:t>Коли Агниця і Діва побачила тебе, Агнця,* як на жертву тебе вели,* ступала, Спасе, зі сльозами й кликала:* Куди спішиш, моя Дитино?* Іду за тобою, найсолодший, бо не можу тебе не бачити,* Ісусе мій багатомилостивий!</w:t>
+      </w:r>
+    </w:p>
     <w:p>
       <w:pPr>
         <w:pStyle w:val="2"/>
+        <w:tabs>
+          <w:tab w:val="left" w:pos="3402"/>
+        </w:tabs>
       </w:pPr>
       <w:r>
-        <w:t>СЛУЖБА АПОСТОЛА</w:t>
-      </w:r>
-    </w:p>
-    <w:p>
-      <w:r>
-        <w:t>НА ВЕЧІРНІ</w:t>
-      </w:r>
-    </w:p>
-    <w:p>
-      <w:r>
-        <w:rPr>
-          <w:b/>
-          <w:bCs/>
-        </w:rPr>
-        <w:t>На Господи, взиваю</w:t>
-      </w:r>
-    </w:p>
-    <w:p>
-      <w:r>
-        <w:rPr>
-          <w:i/>
-          <w:iCs/>
-          <w:color w:val="FF0000"/>
-        </w:rPr>
-        <w:t xml:space="preserve">(г. 8, подібний: Як назвемо вас): </w:t>
-      </w:r>
-      <w:r>
-        <w:t>Як нам назвати тебе, Апостоле:* Небом? – бо славу визнавав ти Божу.* Рікою? – бо створіння ти напоюєш таїнственно.* Зорею, що опромінює Церкву?* Чашею, що виточує святий напій?* Назвемо тебе найближчим другом Христовим та співмешканцем безтілесних!* Молися за спасіння душ наших.</w:t>
-      </w:r>
-    </w:p>
-    <w:p>
-      <w:r>
-        <w:t>Справді, богомовний Апостоле,* послав тебе Христос, як стрілу світловидну,* що ворогів влучає, а пораненим душам* подає наочне зцілення.* Тому тебе належно прославляємо* і святе нині звершуємо святкування.* Молися за спасіння душ наших.</w:t>
-      </w:r>
-    </w:p>
-    <w:p>
-      <w:r>
-        <w:t>Славний боговидче Апостоле!* Прикрасилися ноги твої, що йшли правильним шляхом проповіді* і дороги нечестивців стісняли,* поширюючи божественне розуміння Слова,* що з'явилося у видимім тілі* і вибрало тебе своїм преславним учнем, Блаженний.* Моли його за спасіння душ наших.</w:t>
-      </w:r>
-    </w:p>
-    <w:p>
-      <w:r>
-        <w:t xml:space="preserve">Ти, славний апостоле </w:t>
-      </w:r>
-      <w:r>
-        <w:rPr>
-          <w:i/>
-          <w:iCs/>
-          <w:color w:val="FF0000"/>
-        </w:rPr>
-        <w:t>(ім’я)</w:t>
-      </w:r>
-      <w:r>
-        <w:t>,* виконував повеління Вчителя,* а він розум твій у всьому просвітив* і показав тебе учнем та почесним благовісником* свого незбагненного Божества* Тому ти неводом благодаті виловлював людей з глибин марноти.</w:t>
-      </w:r>
-    </w:p>
-    <w:p>
-      <w:r>
-        <w:t xml:space="preserve">Покинувши все туземне,* за Христом пішов ти, апостоле </w:t>
-      </w:r>
-      <w:r>
-        <w:rPr>
-          <w:i/>
-          <w:iCs/>
-          <w:color w:val="FF0000"/>
-        </w:rPr>
-        <w:t>(ім’я)</w:t>
-      </w:r>
-      <w:r>
-        <w:t>* і, прийнявши Святого Духа,* ти був ним посланий навчати народи, що загибали,* і навертати людей до світла богопізнання.* Звершивши ж подвиги божественних твоїх страждань і всяких мук,* ти Богові віддав свою душу.* Моли його, Угоднику, щоб подав нам велику милість.</w:t>
-      </w:r>
-    </w:p>
-    <w:p>
-      <w:r>
-        <w:t xml:space="preserve">Розлилась благодать з твоїх уст, славний апостоле </w:t>
-      </w:r>
-      <w:r>
-        <w:rPr>
-          <w:i/>
-          <w:iCs/>
-          <w:color w:val="FF0000"/>
-        </w:rPr>
-        <w:t>(ім’я)</w:t>
-      </w:r>
-      <w:r>
-        <w:t>* і став ти світильником Христової Церкви,* навчаючи духовних овець вірувати* в Тройцю єдиносущну в єдинім Божестві.</w:t>
-      </w:r>
-    </w:p>
-    <w:p>
-      <w:r>
-        <w:rPr>
-          <w:b/>
-          <w:bCs/>
-        </w:rPr>
-        <w:t xml:space="preserve">Слава </w:t>
-      </w:r>
-      <w:r>
-        <w:rPr>
-          <w:i/>
-          <w:iCs/>
-          <w:color w:val="FF0000"/>
-        </w:rPr>
-        <w:t xml:space="preserve">(г. 8): </w:t>
-      </w:r>
-      <w:r>
-        <w:t xml:space="preserve">Ти явно прийняв благодать Святого Духа* і став співучасником святого апостольського хору, </w:t>
-      </w:r>
-      <w:r>
-        <w:rPr>
-          <w:i/>
-          <w:iCs/>
-          <w:color w:val="FF0000"/>
-        </w:rPr>
-        <w:t>(ім’я)</w:t>
-      </w:r>
-      <w:r>
-        <w:t xml:space="preserve"> апостоле.* Тому вдихнув ти вогненне дихання,* що з неба колись зійшло у вигляді вогненного язика,* і попалив тернину поганського безбожжя.* Моли Христа Бога, Проповіднику,* щоб спаслися душі наші.</w:t>
-      </w:r>
-    </w:p>
-    <w:p>
-      <w:r>
-        <w:rPr>
-          <w:b/>
-          <w:bCs/>
-        </w:rPr>
-        <w:lastRenderedPageBreak/>
-        <w:t xml:space="preserve">І нині </w:t>
-      </w:r>
-      <w:r>
-        <w:rPr>
-          <w:i/>
-          <w:iCs/>
-          <w:color w:val="FF0000"/>
-        </w:rPr>
-        <w:t xml:space="preserve">(богородичний): </w:t>
-      </w:r>
-      <w:r>
-        <w:t>До кого ти уподібнилась, окаянна душе?* До покаяння ніяк ти не схиляєшся* ані вогню не страхаєшся, ані від злого не втікаєш.* Устань і поклич єдину швидку на допомогу Помічницю:* Не переставай молити свого Сина і Бога нашого,* щоб визволив мене з сітей лукавого.</w:t>
-      </w:r>
-    </w:p>
-    <w:p>
-      <w:r>
-        <w:rPr>
-          <w:b/>
-          <w:bCs/>
-        </w:rPr>
-        <w:t xml:space="preserve">І нині </w:t>
-      </w:r>
-      <w:r>
-        <w:rPr>
-          <w:i/>
-          <w:iCs/>
-          <w:color w:val="FF0000"/>
-        </w:rPr>
-        <w:t xml:space="preserve">(хрестобогородичний): </w:t>
-      </w:r>
-      <w:r>
-        <w:t>Коли Агниця і Діва побачила тебе, Агнця,* як на жертву тебе вели,* ступала, Спасе, зі сльозами й кликала:* Куди спішиш, моя Дитино?* Іду за тобою, найсолодший, бо не можу тебе не бачити,* Ісусе мій багатомилостивий!</w:t>
-      </w:r>
-    </w:p>
-    <w:p>
-      <w:pPr>
-        <w:pStyle w:val="2"/>
-      </w:pPr>
-      <w:r>
-        <w:t>СЛУЖБА АПОСТОЛІВ</w:t>
+        <w:t>Служба апостолів</w:t>
       </w:r>
     </w:p>
     <w:p>
@@ -586,7 +667,7 @@
         <w:spacing w:line="480" w:lineRule="auto"/>
       </w:pPr>
       <w:r>
-        <w:t>СЛУЖБА СВЯТИТЕЛЯ</w:t>
+        <w:t>Служба святителя</w:t>
       </w:r>
     </w:p>
     <w:p>
@@ -786,7 +867,7 @@
         <w:pStyle w:val="2"/>
       </w:pPr>
       <w:r>
-        <w:t>СЛУЖБА СВЯТИТЕЛІВ</w:t>
+        <w:t>Служба святителів</w:t>
       </w:r>
     </w:p>
     <w:p>
@@ -893,7 +974,7 @@
         <w:pStyle w:val="2"/>
       </w:pPr>
       <w:r>
-        <w:t>СЛУЖБА ПРЕПОДОБНОГО</w:t>
+        <w:t>Служба преподобного</w:t>
       </w:r>
     </w:p>
     <w:p>
@@ -1070,7 +1151,7 @@
         <w:pStyle w:val="2"/>
       </w:pPr>
       <w:r>
-        <w:t>СЛУЖБА ПРЕПОДОБНИХ</w:t>
+        <w:t>Служба преподобних</w:t>
       </w:r>
     </w:p>
     <w:p>
@@ -1203,7 +1284,7 @@
         <w:pStyle w:val="2"/>
       </w:pPr>
       <w:r>
-        <w:t>СЛУЖБА МУЧЕНИКА</w:t>
+        <w:t>Служба мученика</w:t>
       </w:r>
     </w:p>
     <w:p>
@@ -1230,12 +1311,56 @@
         <w:t xml:space="preserve">(г. 4, подібний: Як хороброго): </w:t>
       </w:r>
       <w:r>
-        <w:t>Ти, Славний, зодягнувся* у багряницю, обагрену кров'ю твого тіла,* тобто божественною благодаттю,* і голову свою ти прикрасив* вінком життя нетлінного.* Несучи в правиці, немов берло,* хресне переможне знамення,* всемудрий Мученику,* царюєш з Христом, постійно радіючи.</w:t>
-      </w:r>
-    </w:p>
-    <w:p>
-      <w:r>
-        <w:t>Ти, Славний, був знаний* як непереможний воїн.* Озброєний хресним знаряддям,* ти вийшов на боротьбу* з ворожою силою* і переміг її, Славний, в бою* та й прийняв вінок перемоги* від єдиного Переможця і Владики,* що повсякчасно царює.</w:t>
+        <w:t xml:space="preserve">Ти, </w:t>
+      </w:r>
+      <w:r>
+        <w:rPr>
+          <w:lang w:val="en-US"/>
+        </w:rPr>
+        <w:t>c</w:t>
+      </w:r>
+      <w:r>
+        <w:t xml:space="preserve">лавний, зодягнувся* у багряницю, обагрену кров'ю твого тіла,* тобто божественною благодаттю,* і голову свою ти прикрасив* вінком життя нетлінного.* Несучи в правиці, немов берло,* хресне переможне знамення,* всемудрий </w:t>
+      </w:r>
+      <w:r>
+        <w:t>м</w:t>
+      </w:r>
+      <w:r>
+        <w:t>ученику</w:t>
+      </w:r>
+      <w:r>
+        <w:t xml:space="preserve"> </w:t>
+      </w:r>
+      <w:r>
+        <w:rPr>
+          <w:i/>
+          <w:iCs/>
+          <w:color w:val="FF0000"/>
+        </w:rPr>
+        <w:t>(ім’я)</w:t>
+      </w:r>
+      <w:r>
+        <w:t>,* царюєш з Христом, постійно радіючи.</w:t>
+      </w:r>
+    </w:p>
+    <w:p>
+      <w:r>
+        <w:t xml:space="preserve">Ти, </w:t>
+      </w:r>
+      <w:r>
+        <w:rPr>
+          <w:lang w:val="en-US"/>
+        </w:rPr>
+        <w:t>c</w:t>
+      </w:r>
+      <w:r>
+        <w:t xml:space="preserve">лавний, був знаний* як непереможний воїн.* Озброєний хресним знаряддям,* ти вийшов на боротьбу* з ворожою силою* і переміг її, </w:t>
+      </w:r>
+      <w:r>
+        <w:t>сл</w:t>
+      </w:r>
+      <w:r>
+        <w:t>авний, в бою* та й прийняв вінок перемоги* від єдиного Переможця і Владики,* що повсякчасно царює.</w:t>
       </w:r>
     </w:p>
     <w:p>
@@ -1372,7 +1497,7 @@
         <w:pStyle w:val="2"/>
       </w:pPr>
       <w:r>
-        <w:t>СЛУЖБА МУЧЕНИКІВ</w:t>
+        <w:t>Служба мучеників</w:t>
       </w:r>
     </w:p>
     <w:p>
@@ -1500,7 +1625,7 @@
         <w:pStyle w:val="2"/>
       </w:pPr>
       <w:r>
-        <w:t>СЛУЖБА СВЯЩЕННОМУЧЕНИКА</w:t>
+        <w:t>Служба священномученика</w:t>
       </w:r>
     </w:p>
     <w:p>
@@ -1628,7 +1753,7 @@
         <w:pStyle w:val="2"/>
       </w:pPr>
       <w:r>
-        <w:t>СЛУЖБА СВЯЩЕННОМУЧЕНИКІВ</w:t>
+        <w:t>Служба священномучеників</w:t>
       </w:r>
     </w:p>
     <w:p>
@@ -1735,7 +1860,7 @@
         <w:pStyle w:val="2"/>
       </w:pPr>
       <w:r>
-        <w:t>СЛУЖБА ПРЕПОДОБНОМУЧЕНИКА</w:t>
+        <w:t>Служба преподобномученика</w:t>
       </w:r>
     </w:p>
     <w:p>
@@ -1863,7 +1988,7 @@
         <w:pStyle w:val="2"/>
       </w:pPr>
       <w:r>
-        <w:t>СЛУЖБА ПРЕПОДОБНОМУЧЕНИКІВ</w:t>
+        <w:t>Служба преподобномучеників</w:t>
       </w:r>
     </w:p>
     <w:p>
@@ -1990,7 +2115,7 @@
         <w:pStyle w:val="2"/>
       </w:pPr>
       <w:r>
-        <w:t>СЛУЖБА МУЧЕНИЦІ</w:t>
+        <w:t>Служба мучениці</w:t>
       </w:r>
     </w:p>
     <w:p>
@@ -2151,7 +2276,7 @@
         <w:pStyle w:val="2"/>
       </w:pPr>
       <w:r>
-        <w:t>СЛУЖБА МУЧЕНИЦЬ</w:t>
+        <w:t>Служба мучениць</w:t>
       </w:r>
     </w:p>
     <w:p>
@@ -2263,7 +2388,7 @@
         <w:pStyle w:val="2"/>
       </w:pPr>
       <w:r>
-        <w:t>СЛУЖБА ПРЕПОДОБНОЇ</w:t>
+        <w:t>Служба преподобної</w:t>
       </w:r>
     </w:p>
     <w:p>
@@ -2413,7 +2538,7 @@
         <w:pStyle w:val="2"/>
       </w:pPr>
       <w:r>
-        <w:t>СЛУЖБА ПРЕПОДОБНИХ ЖІНОК</w:t>
+        <w:t>Служба преподобних жінок</w:t>
       </w:r>
     </w:p>
     <w:p>
@@ -2525,7 +2650,7 @@
         <w:pStyle w:val="2"/>
       </w:pPr>
       <w:r>
-        <w:t>СЛУЖБА ПРЕПОДОБНОМУЧЕНИЦІ</w:t>
+        <w:t>Служба преподобномучениці</w:t>
       </w:r>
     </w:p>
     <w:p>
@@ -2615,7 +2740,13 @@
         <w:t xml:space="preserve">(г. 4): </w:t>
       </w:r>
       <w:r>
-        <w:t>Коли тіло твоє роздирали,* краса світлої душі проявляла дедалі більшу ясність,* преподобна і пребагата Мученице,* святителів окрасо, похвало страстотерпців,* завжди текуче джерело чудес,* постраху нечистих духів і заступнице тих, що вшановують твою пам’ять.</w:t>
+        <w:t xml:space="preserve">Коли тіло твоє роздирали,* краса світлої душі проявляла дедалі більшу ясність,* преподобна і пребагата </w:t>
+      </w:r>
+      <w:r>
+        <w:t>м</w:t>
+      </w:r>
+      <w:r>
+        <w:t>ученице,* святителів окрасо, похвало страстотерпців,* завжди текуче джерело чудес,* постраху нечистих духів і заступнице тих, що вшановують твою пам’ять.</w:t>
       </w:r>
     </w:p>
     <w:p>
@@ -2668,7 +2799,7 @@
         <w:pStyle w:val="2"/>
       </w:pPr>
       <w:r>
-        <w:t>СЛУЖБА ІСПОВІДНИКА</w:t>
+        <w:t>Служба ісповідника</w:t>
       </w:r>
     </w:p>
     <w:p>
@@ -2833,7 +2964,7 @@
         <w:pStyle w:val="2"/>
       </w:pPr>
       <w:r>
-        <w:t>СЛУЖБА БЕЗСРІБНИКІВ І ЧУДОТВОРЦІВ</w:t>
+        <w:t>Служба безсрібників</w:t>
       </w:r>
     </w:p>
     <w:p>
@@ -3432,6 +3563,7 @@
   <w:style w:type="character" w:default="1" w:styleId="a0">
     <w:name w:val="Default Paragraph Font"/>
     <w:uiPriority w:val="1"/>
+    <w:semiHidden/>
     <w:unhideWhenUsed/>
   </w:style>
   <w:style w:type="table" w:default="1" w:styleId="a1">
